--- a/docs/progress/04_zoo.docx
+++ b/docs/progress/04_zoo.docx
@@ -12,7 +12,7 @@
           <w:b/>
           <w:sz w:val="24"/>
         </w:rPr>
-        <w:t>Progress report 4 of 10</w:t>
+        <w:t>Thesis progress report</w:t>
       </w:r>
     </w:p>
     <w:p>
@@ -64,7 +64,7 @@
           <w:b w:val="0"/>
           <w:sz w:val="24"/>
         </w:rPr>
-        <w:t>Report 3 used a toy graph.</w:t>
+        <w:t>The rewrite was shown on a toy graph. The same compile commands are used here on the networks a companion computer would run.</w:t>
       </w:r>
     </w:p>
     <w:p>
@@ -77,20 +77,7 @@
           <w:b w:val="0"/>
           <w:sz w:val="24"/>
         </w:rPr>
-        <w:t>This note runs the same compile commands on seven camera networks. The compiler does not contain a special case for any one of them.</w:t>
-      </w:r>
-    </w:p>
-    <w:p>
-      <w:pPr>
-        <w:spacing w:after="160" w:before="40" w:line="276" w:lineRule="auto"/>
-      </w:pPr>
-      <w:r>
-        <w:rPr>
-          <w:rFonts w:ascii="Liberation Serif" w:hAnsi="Liberation Serif" w:eastAsia="Liberation Serif"/>
-          <w:b w:val="0"/>
-          <w:sz w:val="24"/>
-        </w:rPr>
-        <w:t>Each model is one record: a task, a file, and an export script.</w:t>
+        <w:t>There is no second compiler for YOLO. Each network is one record: a task, an ONNX file, and an export script. The pipeline never branches on the model name.</w:t>
       </w:r>
     </w:p>
     <w:p>
@@ -205,14 +192,9 @@
     </w:p>
     <w:p>
       <w:r>
-        <w:br w:type="page"/>
-      </w:r>
-    </w:p>
-    <w:p>
-      <w:r>
         <w:drawing>
           <wp:inline xmlns:a="http://schemas.openxmlformats.org/drawingml/2006/main" xmlns:pic="http://schemas.openxmlformats.org/drawingml/2006/picture">
-            <wp:extent cx="5669280" cy="2267712"/>
+            <wp:extent cx="5303520" cy="6749935"/>
             <wp:docPr id="1" name="Picture 1"/>
             <wp:cNvGraphicFramePr>
               <a:graphicFrameLocks noChangeAspect="1"/>
@@ -233,7 +215,7 @@
                   <pic:spPr>
                     <a:xfrm>
                       <a:off x="0" y="0"/>
-                      <a:ext cx="5669280" cy="2267712"/>
+                      <a:ext cx="5303520" cy="6749935"/>
                     </a:xfrm>
                     <a:prstGeom prst="rect"/>
                   </pic:spPr>
@@ -267,7 +249,7 @@
           <w:b w:val="0"/>
           <w:sz w:val="24"/>
         </w:rPr>
-        <w:t>One loop covers the zoo. The next note is the gate that can refuse a plan before any rewrite.</w:t>
+        <w:t>One loop covers these seven models. A plan can still be refused before that loop rewrites anything.</w:t>
       </w:r>
     </w:p>
     <w:sectPr>

--- a/docs/progress/04_zoo.docx
+++ b/docs/progress/04_zoo.docx
@@ -188,6 +188,19 @@
           <w:sz w:val="24"/>
         </w:rPr>
         <w:t>There is no fused CPU kernel for SiLU in this project, and none will be invented to make the node count fall. The list of models lives in experiments/zoo.yaml. Adding a model means a new record and an export script, not a new branch in the compiler.</w:t>
+      </w:r>
+    </w:p>
+    <w:p>
+      <w:pPr>
+        <w:spacing w:after="160" w:before="40" w:line="276" w:lineRule="auto"/>
+      </w:pPr>
+      <w:r>
+        <w:rPr>
+          <w:rFonts w:ascii="Liberation Serif" w:hAnsi="Liberation Serif" w:eastAsia="Liberation Serif"/>
+          <w:b w:val="0"/>
+          <w:sz w:val="24"/>
+        </w:rPr>
+        <w:t>The first design was a YOLO compiler. That would have made every new camera task a new program. The node counts then looked like a failed fusion: several YOLO graphs stayed the same size. The pass was fine. Those graphs do not contain the Conv-ReLU pair it knows how to join. Writing a pretend SiLU kernel would have made the table look better and the system dishonest. MobileNet and MiDaS shrinking, on the same pass, is what showed the pass was alive.</w:t>
       </w:r>
     </w:p>
     <w:p>
